--- a/health_dimensions/infectious disease/hiv_prevalence_vsac_id_03/hiv_prevalence_vsac_tsd_v01.docx
+++ b/health_dimensions/infectious disease/hiv_prevalence_vsac_id_03/hiv_prevalence_vsac_tsd_v01.docx
@@ -587,7 +587,6 @@
         <w:rPr>
           <w:b/>
         </w:rPr>
-        <w:lastRenderedPageBreak/>
         <w:t>Reference Code Sets</w:t>
       </w:r>
     </w:p>

--- a/health_dimensions/infectious disease/hiv_prevalence_vsac_id_03/hiv_prevalence_vsac_tsd_v01.docx
+++ b/health_dimensions/infectious disease/hiv_prevalence_vsac_id_03/hiv_prevalence_vsac_tsd_v01.docx
@@ -1024,7 +1024,31 @@
           <w:rPr>
             <w:rStyle w:val="Hyperlink"/>
           </w:rPr>
-          <w:t>iagnosis_01.pdf</w:t>
+          <w:t>iagnosis</w:t>
+        </w:r>
+        <w:r>
+          <w:rPr>
+            <w:rStyle w:val="Hyperlink"/>
+          </w:rPr>
+          <w:t>_</w:t>
+        </w:r>
+        <w:r>
+          <w:rPr>
+            <w:rStyle w:val="Hyperlink"/>
+          </w:rPr>
+          <w:t>01</w:t>
+        </w:r>
+        <w:r>
+          <w:rPr>
+            <w:rStyle w:val="Hyperlink"/>
+          </w:rPr>
+          <w:t>.</w:t>
+        </w:r>
+        <w:r>
+          <w:rPr>
+            <w:rStyle w:val="Hyperlink"/>
+          </w:rPr>
+          <w:t>pdf</w:t>
         </w:r>
       </w:hyperlink>
     </w:p>
@@ -1268,7 +1292,25 @@
             <w:sz w:val="22"/>
             <w:szCs w:val="22"/>
           </w:rPr>
-          <w:t>abs_01_base.pdf</w:t>
+          <w:t>abs_01_base.</w:t>
+        </w:r>
+        <w:r>
+          <w:rPr>
+            <w:rStyle w:val="Hyperlink"/>
+            <w:rFonts w:asciiTheme="minorHAnsi" w:eastAsia="Times New Roman" w:hAnsiTheme="minorHAnsi" w:cs="Calibri"/>
+            <w:sz w:val="22"/>
+            <w:szCs w:val="22"/>
+          </w:rPr>
+          <w:t>p</w:t>
+        </w:r>
+        <w:r>
+          <w:rPr>
+            <w:rStyle w:val="Hyperlink"/>
+            <w:rFonts w:asciiTheme="minorHAnsi" w:eastAsia="Times New Roman" w:hAnsiTheme="minorHAnsi" w:cs="Calibri"/>
+            <w:sz w:val="22"/>
+            <w:szCs w:val="22"/>
+          </w:rPr>
+          <w:t>df</w:t>
         </w:r>
       </w:hyperlink>
     </w:p>
@@ -1463,7 +1505,21 @@
             <w:rStyle w:val="Hyperlink"/>
             <w:rFonts w:eastAsia="Times New Roman" w:cs="Calibri"/>
           </w:rPr>
-          <w:t>abs_01.pdf</w:t>
+          <w:t>abs_01</w:t>
+        </w:r>
+        <w:r>
+          <w:rPr>
+            <w:rStyle w:val="Hyperlink"/>
+            <w:rFonts w:eastAsia="Times New Roman" w:cs="Calibri"/>
+          </w:rPr>
+          <w:t>.</w:t>
+        </w:r>
+        <w:r>
+          <w:rPr>
+            <w:rStyle w:val="Hyperlink"/>
+            <w:rFonts w:eastAsia="Times New Roman" w:cs="Calibri"/>
+          </w:rPr>
+          <w:t>pdf</w:t>
         </w:r>
       </w:hyperlink>
     </w:p>
@@ -2570,6 +2626,18 @@
       <w:shd w:val="clear" w:color="auto" w:fill="E1DFDD"/>
     </w:rPr>
   </w:style>
+  <w:style w:type="character" w:styleId="FollowedHyperlink">
+    <w:name w:val="FollowedHyperlink"/>
+    <w:basedOn w:val="DefaultParagraphFont"/>
+    <w:uiPriority w:val="99"/>
+    <w:semiHidden/>
+    <w:unhideWhenUsed/>
+    <w:rsid w:val="003D33C8"/>
+    <w:rPr>
+      <w:color w:val="954F72" w:themeColor="followedHyperlink"/>
+      <w:u w:val="single"/>
+    </w:rPr>
+  </w:style>
 </w:styles>
 </file>
 
